--- a/TIM Multimodal/Data Translation.docx
+++ b/TIM Multimodal/Data Translation.docx
@@ -141,15 +141,13 @@
           <w:numId w:val="1"/>
         </w:numPr>
       </w:pPr>
-      <w:proofErr w:type="gramStart"/>
       <w:r>
         <w:rPr>
           <w:i/>
           <w:iCs/>
         </w:rPr>
-        <w:t>image</w:t>
-      </w:r>
-      <w:proofErr w:type="gramEnd"/>
+        <w:t>Image</w:t>
+      </w:r>
       <w:r>
         <w:rPr>
           <w:i/>
@@ -176,15 +174,13 @@
           <w:numId w:val="1"/>
         </w:numPr>
       </w:pPr>
-      <w:proofErr w:type="gramStart"/>
       <w:r>
         <w:rPr>
           <w:i/>
           <w:iCs/>
         </w:rPr>
-        <w:t>audio</w:t>
-      </w:r>
-      <w:proofErr w:type="gramEnd"/>
+        <w:t>Audio</w:t>
+      </w:r>
       <w:r>
         <w:rPr>
           <w:i/>
@@ -203,15 +199,13 @@
           <w:numId w:val="1"/>
         </w:numPr>
       </w:pPr>
-      <w:proofErr w:type="gramStart"/>
       <w:r>
         <w:rPr>
           <w:i/>
           <w:iCs/>
         </w:rPr>
-        <w:t>vidéo</w:t>
-      </w:r>
-      <w:proofErr w:type="gramEnd"/>
+        <w:t>Vidéo</w:t>
+      </w:r>
       <w:r>
         <w:rPr>
           <w:i/>
@@ -230,15 +224,13 @@
           <w:numId w:val="1"/>
         </w:numPr>
       </w:pPr>
-      <w:proofErr w:type="gramStart"/>
       <w:r>
         <w:rPr>
           <w:i/>
           <w:iCs/>
         </w:rPr>
-        <w:t>texte</w:t>
-      </w:r>
-      <w:proofErr w:type="gramEnd"/>
+        <w:t>Texte</w:t>
+      </w:r>
       <w:r>
         <w:rPr>
           <w:i/>
@@ -1021,6 +1013,7 @@
   <w:style w:type="character" w:default="1" w:styleId="Policepardfaut">
     <w:name w:val="Default Paragraph Font"/>
     <w:uiPriority w:val="1"/>
+    <w:semiHidden/>
     <w:unhideWhenUsed/>
   </w:style>
   <w:style w:type="table" w:default="1" w:styleId="TableauNormal">
